--- a/src/test/resources/ooxml/v2-formulas.docx
+++ b/src/test/resources/ooxml/v2-formulas.docx
@@ -1523,12 +1523,14 @@
                 <w:rFonts w:ascii="ING Me" w:hAnsi="ING Me"/>
               </w:rPr>
             </w:pPr>
+            <w:bookmarkStart w:id="0" w:name="OLE_LINK8"/>
             <w:r>
               <w:rPr>
                 <w:rFonts w:ascii="ING Me" w:hAnsi="ING Me"/>
               </w:rPr>
               <w:t>Represents the list of covers related with the limit Tree</w:t>
             </w:r>
+            <w:bookmarkEnd w:id="0"/>
           </w:p>
         </w:tc>
       </w:tr>
